--- a/data/human_paras/human_para_57.docx
+++ b/data/human_paras/human_para_57.docx
@@ -4,7 +4,7 @@
   <w:body>
     <w:p>
       <w:r>
-        <w:t>A near interpretation of the elements of this ad discloses that the graphic portrait, and the selected context, clearly target a female audience. Color design, picture positioning, product features, and the use of a dark-haired woman all cater to gender expectations. Women receive a visual representation coupled with credentials for the firm, implying that they (should) consider the things they purchase. Females are also stimulated to concentrate on their looks and feelings after using this product. The commercial skillfully exploits such potential assumptions about the womanly needs, and a female buyer may likely respond favorably.</w:t>
+        <w:t>The line "DARE TO HOLD YOUR HAIR HIGH” denotes that this shampoo can make your hair more strong and healthy by increasing the volume of the hair. It also enables the users of the product to style the hair according to their will. They can ribbon their hair or hold them up. The upper case letters of the phrase emphasize this idea and persuade the general masses to read what is written in such foregrounded manner. After this, the people will conceive their first impression of the product.</w:t>
       </w:r>
     </w:p>
     <w:sectPr>
